--- a/jea/submission/Title_page.docx
+++ b/jea/submission/Title_page.docx
@@ -103,13 +103,13 @@
           <w:bCs/>
           <w:b/>
         </w:rPr>
-        <w:t xml:space="preserve">Author(s):</w:t>
-      </w:r>
-      <w:r>
-        <w:t xml:space="preserve"> </w:t>
-      </w:r>
-      <w:r>
-        <w:t xml:space="preserve">[First name] [Family name]</w:t>
+        <w:t xml:space="preserve">Author:</w:t>
+      </w:r>
+      <w:r>
+        <w:t xml:space="preserve"> </w:t>
+      </w:r>
+      <w:r>
+        <w:t xml:space="preserve">Zhanpeng Wang (王展鹏)</w:t>
       </w:r>
       <w:r>
         <w:rPr>
@@ -117,12 +117,6 @@
         </w:rPr>
         <w:t xml:space="preserve">a,*</w:t>
       </w:r>
-      <w:r>
-        <w:t xml:space="preserve"> </w:t>
-      </w:r>
-      <w:r>
-        <w:t xml:space="preserve">(please complete; the author order must match the submission system)</w:t>
-      </w:r>
     </w:p>
     <w:p>
       <w:pPr>
@@ -138,7 +132,7 @@
         <w:t xml:space="preserve"> </w:t>
       </w:r>
       <w:r>
-        <w:t xml:space="preserve">[Full name of institution, department, postal address, city, postcode, China]</w:t>
+        <w:t xml:space="preserve">School of Finance and Economics, Tibet University, [postal address], Lhasa, [postcode], China [please verify the official English name and address]</w:t>
       </w:r>
     </w:p>
     <w:p>
@@ -165,7 +159,7 @@
         <w:t xml:space="preserve"> </w:t>
       </w:r>
       <w:r>
-        <w:t xml:space="preserve">[Name], [full postal address]. E-mail: [e-mail address]</w:t>
+        <w:t xml:space="preserve">Zhanpeng Wang, [full postal address]. E-mail: [e-mail address]</w:t>
       </w:r>
     </w:p>
     <w:bookmarkStart w:id="20" w:name="acknowledgements"/>
@@ -241,7 +235,7 @@
         <w:pStyle w:val="FirstParagraph"/>
       </w:pPr>
       <w:r>
-        <w:t xml:space="preserve">The author(s) declare that they have no known competing financial interests or personal relationships that could have appeared to influence the work reported in this paper.</w:t>
+        <w:t xml:space="preserve">The author declares no known competing financial interests or personal relationships that could have appeared to influence the work reported in this paper.</w:t>
       </w:r>
     </w:p>
     <w:bookmarkEnd w:id="22"/>
@@ -263,13 +257,13 @@
           <w:bCs/>
           <w:b/>
         </w:rPr>
-        <w:t xml:space="preserve">[Author 1]:</w:t>
-      </w:r>
-      <w:r>
-        <w:t xml:space="preserve"> </w:t>
-      </w:r>
-      <w:r>
-        <w:t xml:space="preserve">Conceptualization, Data curation, Formal analysis, Methodology, Writing – original draft, Writing – review &amp; editing. [Add co-authors and roles as appropriate.]</w:t>
+        <w:t xml:space="preserve">Zhanpeng Wang:</w:t>
+      </w:r>
+      <w:r>
+        <w:t xml:space="preserve"> </w:t>
+      </w:r>
+      <w:r>
+        <w:t xml:space="preserve">Conceptualization, Data curation, Formal analysis, Methodology, Writing – original draft, Writing – review &amp; editing.</w:t>
       </w:r>
     </w:p>
     <w:bookmarkEnd w:id="23"/>
@@ -305,7 +299,7 @@
         <w:pStyle w:val="FirstParagraph"/>
       </w:pPr>
       <w:r>
-        <w:t xml:space="preserve">During the preparation of this work the author(s) used Claude (Anthropic) in order to assist with data cleaning scripts, statistical computation, drafting and language editing. After using this tool, the author(s) reviewed and edited the content as needed and take(s) full responsibility for the content of the published article.</w:t>
+        <w:t xml:space="preserve">During the preparation of this work the author used Claude (Anthropic) in order to assist with data cleaning scripts, statistical computation, drafting and language editing. After using this tool, the author reviewed and edited the content as needed and takes full responsibility for the content of the published article.</w:t>
       </w:r>
     </w:p>
     <w:bookmarkEnd w:id="25"/>
